--- a/07_SCI_TUST/Chapter06_結論/段落核心/段落核心.docx
+++ b/07_SCI_TUST/Chapter06_結論/段落核心/段落核心.docx
@@ -7,9 +7,9 @@
         <w:rPr>
           <w:rFonts w:ascii="Times New Roman" w:hAnsi="Times New Roman" w:eastAsia="標楷體"/>
           <w:b/>
-          <w:sz w:val="32"/>
+          <w:sz w:val="30"/>
         </w:rPr>
-        <w:t>結論——段落核心</w:t>
+        <w:t>結論條目草案</w:t>
       </w:r>
     </w:p>
     <w:p>
@@ -17,9 +17,27 @@
         <w:rPr>
           <w:rFonts w:ascii="Times New Roman" w:hAnsi="Times New Roman" w:eastAsia="標楷體"/>
           <w:b w:val="0"/>
-          <w:sz w:val="24"/>
+          <w:sz w:val="23"/>
         </w:rPr>
-        <w:t>・首尾呼應：P5 三層貢獻逐一收口；不復述結果數字堆疊，每條一句精華＋一個代表量。</w:t>
+        <w:t>貢獻①跨尺度鏈把水循環→襯砌開裂量化到單一裂縫級②滯動襯砌節律（91%/7.0/0.0046）③帶狀分區＋環向主導與現地曲線異狀段對照④D→E 回饋自增強（2.83×）＋耦合構型論證⑤水位相位控制損傷率→地下水管理即損傷管理。</w:t>
+      </w:r>
+      <w:r>
+        <w:rPr>
+          <w:rFonts w:ascii="Times New Roman" w:hAnsi="Times New Roman" w:eastAsia="標楷體"/>
+          <w:b w:val="0"/>
+          <w:sz w:val="23"/>
+        </w:rPr>
+        <w:t xml:space="preserve">　</w:t>
+      </w:r>
+      <w:r>
+        <w:rPr>
+          <w:rFonts w:ascii="Times New Roman" w:hAnsi="Times New Roman" w:eastAsia="標楷體"/>
+          <w:b w:val="0"/>
+          <w:color w:val="000000"/>
+          <w:sz w:val="21"/>
+          <w:highlight w:val="yellow"/>
+        </w:rPr>
+        <w:t>【重點：五條各配一個數字】</w:t>
       </w:r>
     </w:p>
     <w:p>
@@ -27,9 +45,27 @@
         <w:rPr>
           <w:rFonts w:ascii="Times New Roman" w:hAnsi="Times New Roman" w:eastAsia="標楷體"/>
           <w:b w:val="0"/>
-          <w:sz w:val="24"/>
+          <w:sz w:val="23"/>
         </w:rPr>
-        <w:t>・語級：成功但不自滿——「支持」而非「證明」；限制之後接一句未來展望（L0/敏感度/配筋 BPM）。</w:t>
+        <w:t>限制①f=0.25 趨勢級＋100m 情境擺幅（→未來：實測年循環重跑）②雙向為初探（單一回饋律、未含 L0 分解；素混凝土 BPM→未來：配筋 BPM＋對照鏈）。</w:t>
+      </w:r>
+      <w:r>
+        <w:rPr>
+          <w:rFonts w:ascii="Times New Roman" w:hAnsi="Times New Roman" w:eastAsia="標楷體"/>
+          <w:b w:val="0"/>
+          <w:sz w:val="23"/>
+        </w:rPr>
+        <w:t xml:space="preserve">　</w:t>
+      </w:r>
+      <w:r>
+        <w:rPr>
+          <w:rFonts w:ascii="Times New Roman" w:hAnsi="Times New Roman" w:eastAsia="標楷體"/>
+          <w:b w:val="0"/>
+          <w:color w:val="000000"/>
+          <w:sz w:val="21"/>
+          <w:highlight w:val="yellow"/>
+        </w:rPr>
+        <w:t>【重點：限制與未來 1:1 鏡像；不提方法論硬傷】</w:t>
       </w:r>
     </w:p>
     <w:sectPr>
